--- a/docs/Documentacao_Tecnica_Biblioteca_Municipal.docx
+++ b/docs/Documentacao_Tecnica_Biblioteca_Municipal.docx
@@ -248,6 +248,7 @@
               <w:b/>
               <w:szCs w:val="24"/>
               <w:bCs/>
+              <w:vanish w:val="false"/>
               <w:rFonts w:eastAsia="Times New Roman" w:cs="Times New Roman"/>
             </w:rPr>
             <w:instrText xml:space="preserve"> TOC \z \o "1-2" \u \h</w:instrText>
@@ -260,6 +261,7 @@
               <w:b/>
               <w:szCs w:val="24"/>
               <w:bCs/>
+              <w:vanish w:val="false"/>
               <w:rFonts w:eastAsia="Times New Roman" w:cs="Times New Roman"/>
             </w:rPr>
             <w:fldChar w:fldCharType="separate"/>
@@ -272,6 +274,7 @@
                 <w:rFonts w:eastAsia="Times New Roman" w:cs="Times New Roman"/>
                 <w:b/>
                 <w:bCs/>
+                <w:vanish w:val="false"/>
                 <w:sz w:val="24"/>
                 <w:szCs w:val="24"/>
               </w:rPr>
@@ -358,6 +361,7 @@
                 <w:webHidden/>
                 <w:rStyle w:val="IndexLink"/>
                 <w:rFonts w:eastAsia="Times New Roman" w:cs="Times New Roman"/>
+                <w:vanish w:val="false"/>
                 <w:sz w:val="24"/>
                 <w:szCs w:val="24"/>
               </w:rPr>
@@ -408,6 +412,7 @@
                 <w:webHidden/>
                 <w:rStyle w:val="IndexLink"/>
                 <w:rFonts w:eastAsia="Times New Roman" w:cs="Times New Roman"/>
+                <w:vanish w:val="false"/>
                 <w:sz w:val="24"/>
                 <w:szCs w:val="24"/>
               </w:rPr>
@@ -442,6 +447,7 @@
                 <w:rFonts w:eastAsia="Times New Roman" w:cs="Times New Roman"/>
                 <w:b/>
                 <w:bCs/>
+                <w:vanish w:val="false"/>
                 <w:sz w:val="24"/>
                 <w:szCs w:val="24"/>
               </w:rPr>
@@ -528,6 +534,7 @@
                 <w:webHidden/>
                 <w:rStyle w:val="IndexLink"/>
                 <w:rFonts w:eastAsia="Times New Roman" w:cs="Times New Roman"/>
+                <w:vanish w:val="false"/>
                 <w:sz w:val="24"/>
                 <w:szCs w:val="24"/>
               </w:rPr>
@@ -578,6 +585,7 @@
                 <w:webHidden/>
                 <w:rStyle w:val="IndexLink"/>
                 <w:rFonts w:eastAsia="Times New Roman" w:cs="Times New Roman"/>
+                <w:vanish w:val="false"/>
                 <w:sz w:val="24"/>
                 <w:szCs w:val="24"/>
               </w:rPr>
@@ -628,6 +636,7 @@
                 <w:webHidden/>
                 <w:rStyle w:val="IndexLink"/>
                 <w:rFonts w:eastAsia="Times New Roman" w:cs="Times New Roman"/>
+                <w:vanish w:val="false"/>
                 <w:sz w:val="24"/>
                 <w:szCs w:val="24"/>
               </w:rPr>
@@ -678,6 +687,7 @@
                 <w:webHidden/>
                 <w:rStyle w:val="IndexLink"/>
                 <w:rFonts w:eastAsia="Times New Roman" w:cs="Times New Roman"/>
+                <w:vanish w:val="false"/>
                 <w:sz w:val="24"/>
                 <w:szCs w:val="24"/>
               </w:rPr>
@@ -712,6 +722,7 @@
                 <w:rFonts w:eastAsia="Times New Roman" w:cs="Times New Roman"/>
                 <w:b/>
                 <w:bCs/>
+                <w:vanish w:val="false"/>
                 <w:sz w:val="24"/>
                 <w:szCs w:val="24"/>
               </w:rPr>
@@ -798,6 +809,7 @@
                 <w:webHidden/>
                 <w:rStyle w:val="IndexLink"/>
                 <w:rFonts w:eastAsia="Times New Roman" w:cs="Times New Roman"/>
+                <w:vanish w:val="false"/>
                 <w:sz w:val="24"/>
                 <w:szCs w:val="24"/>
               </w:rPr>
@@ -848,6 +860,7 @@
                 <w:webHidden/>
                 <w:rStyle w:val="IndexLink"/>
                 <w:rFonts w:eastAsia="Times New Roman" w:cs="Times New Roman"/>
+                <w:vanish w:val="false"/>
                 <w:sz w:val="24"/>
                 <w:szCs w:val="24"/>
               </w:rPr>
@@ -882,6 +895,7 @@
                 <w:rFonts w:eastAsia="Times New Roman" w:cs="Times New Roman"/>
                 <w:b/>
                 <w:bCs/>
+                <w:vanish w:val="false"/>
                 <w:sz w:val="24"/>
                 <w:szCs w:val="24"/>
               </w:rPr>
@@ -968,6 +982,7 @@
                 <w:webHidden/>
                 <w:rStyle w:val="IndexLink"/>
                 <w:rFonts w:eastAsia="Times New Roman" w:cs="Times New Roman"/>
+                <w:vanish w:val="false"/>
                 <w:sz w:val="24"/>
                 <w:szCs w:val="24"/>
               </w:rPr>
@@ -1018,6 +1033,7 @@
                 <w:webHidden/>
                 <w:rStyle w:val="IndexLink"/>
                 <w:rFonts w:eastAsia="Times New Roman" w:cs="Times New Roman"/>
+                <w:vanish w:val="false"/>
                 <w:sz w:val="24"/>
                 <w:szCs w:val="24"/>
               </w:rPr>
@@ -1068,6 +1084,7 @@
                 <w:webHidden/>
                 <w:rStyle w:val="IndexLink"/>
                 <w:rFonts w:eastAsia="Times New Roman" w:cs="Times New Roman"/>
+                <w:vanish w:val="false"/>
                 <w:sz w:val="24"/>
                 <w:szCs w:val="24"/>
               </w:rPr>
@@ -1118,6 +1135,7 @@
                 <w:webHidden/>
                 <w:rStyle w:val="IndexLink"/>
                 <w:rFonts w:eastAsia="Times New Roman" w:cs="Times New Roman"/>
+                <w:vanish w:val="false"/>
                 <w:sz w:val="24"/>
                 <w:szCs w:val="24"/>
               </w:rPr>
@@ -1168,6 +1186,7 @@
                 <w:webHidden/>
                 <w:rStyle w:val="IndexLink"/>
                 <w:rFonts w:eastAsia="Times New Roman" w:cs="Times New Roman"/>
+                <w:vanish w:val="false"/>
                 <w:sz w:val="24"/>
                 <w:szCs w:val="24"/>
               </w:rPr>
@@ -1218,6 +1237,7 @@
                 <w:webHidden/>
                 <w:rStyle w:val="IndexLink"/>
                 <w:rFonts w:eastAsia="Times New Roman" w:cs="Times New Roman"/>
+                <w:vanish w:val="false"/>
                 <w:sz w:val="24"/>
                 <w:szCs w:val="24"/>
               </w:rPr>
@@ -1268,6 +1288,7 @@
                 <w:webHidden/>
                 <w:rStyle w:val="IndexLink"/>
                 <w:rFonts w:eastAsia="Times New Roman" w:cs="Times New Roman"/>
+                <w:vanish w:val="false"/>
                 <w:sz w:val="24"/>
                 <w:szCs w:val="24"/>
               </w:rPr>
@@ -1318,6 +1339,7 @@
                 <w:webHidden/>
                 <w:rStyle w:val="IndexLink"/>
                 <w:rFonts w:eastAsia="Times New Roman" w:cs="Times New Roman"/>
+                <w:vanish w:val="false"/>
                 <w:sz w:val="24"/>
                 <w:szCs w:val="24"/>
               </w:rPr>
@@ -1368,6 +1390,7 @@
                 <w:webHidden/>
                 <w:rStyle w:val="IndexLink"/>
                 <w:rFonts w:eastAsia="Times New Roman" w:cs="Times New Roman"/>
+                <w:vanish w:val="false"/>
                 <w:sz w:val="24"/>
                 <w:szCs w:val="24"/>
               </w:rPr>
@@ -1418,6 +1441,7 @@
                 <w:webHidden/>
                 <w:rStyle w:val="IndexLink"/>
                 <w:rFonts w:eastAsia="Times New Roman" w:cs="Times New Roman"/>
+                <w:vanish w:val="false"/>
                 <w:sz w:val="24"/>
                 <w:szCs w:val="24"/>
               </w:rPr>
@@ -1468,6 +1492,7 @@
                 <w:webHidden/>
                 <w:rStyle w:val="IndexLink"/>
                 <w:rFonts w:eastAsia="Times New Roman" w:cs="Times New Roman"/>
+                <w:vanish w:val="false"/>
                 <w:sz w:val="24"/>
                 <w:szCs w:val="24"/>
               </w:rPr>
@@ -1502,6 +1527,7 @@
                 <w:rFonts w:eastAsia="Times New Roman" w:cs="Times New Roman"/>
                 <w:b/>
                 <w:bCs/>
+                <w:vanish w:val="false"/>
                 <w:sz w:val="24"/>
                 <w:szCs w:val="24"/>
               </w:rPr>
@@ -1572,6 +1598,7 @@
                 <w:rFonts w:eastAsia="Times New Roman" w:cs="Times New Roman"/>
                 <w:b/>
                 <w:bCs/>
+                <w:vanish w:val="false"/>
                 <w:sz w:val="24"/>
                 <w:szCs w:val="24"/>
               </w:rPr>
@@ -1642,6 +1669,7 @@
                 <w:rFonts w:eastAsia="Times New Roman" w:cs="Times New Roman"/>
                 <w:b/>
                 <w:bCs/>
+                <w:vanish w:val="false"/>
                 <w:sz w:val="24"/>
                 <w:szCs w:val="24"/>
               </w:rPr>
@@ -1843,7 +1871,7 @@
         <w:pStyle w:val="ListParagraph"/>
         <w:numPr>
           <w:ilvl w:val="0"/>
-          <w:numId w:val="4"/>
+          <w:numId w:val="6"/>
         </w:numPr>
         <w:spacing w:lineRule="exact" w:line="320" w:before="0" w:after="80"/>
         <w:jc w:val="both"/>
@@ -1861,7 +1889,7 @@
         <w:pStyle w:val="ListParagraph"/>
         <w:numPr>
           <w:ilvl w:val="0"/>
-          <w:numId w:val="1"/>
+          <w:numId w:val="7"/>
         </w:numPr>
         <w:spacing w:lineRule="exact" w:line="320" w:before="0" w:after="80"/>
         <w:jc w:val="both"/>
@@ -1879,7 +1907,7 @@
         <w:pStyle w:val="ListParagraph"/>
         <w:numPr>
           <w:ilvl w:val="0"/>
-          <w:numId w:val="1"/>
+          <w:numId w:val="8"/>
         </w:numPr>
         <w:spacing w:lineRule="exact" w:line="320" w:before="0" w:after="80"/>
         <w:jc w:val="both"/>
@@ -1897,7 +1925,7 @@
         <w:pStyle w:val="ListParagraph"/>
         <w:numPr>
           <w:ilvl w:val="0"/>
-          <w:numId w:val="1"/>
+          <w:numId w:val="9"/>
         </w:numPr>
         <w:spacing w:lineRule="exact" w:line="320" w:before="0" w:after="80"/>
         <w:jc w:val="both"/>
@@ -1915,7 +1943,7 @@
         <w:pStyle w:val="ListParagraph"/>
         <w:numPr>
           <w:ilvl w:val="0"/>
-          <w:numId w:val="1"/>
+          <w:numId w:val="10"/>
         </w:numPr>
         <w:spacing w:lineRule="exact" w:line="320" w:before="0" w:after="80"/>
         <w:jc w:val="both"/>
@@ -1933,7 +1961,7 @@
         <w:pStyle w:val="ListParagraph"/>
         <w:numPr>
           <w:ilvl w:val="0"/>
-          <w:numId w:val="1"/>
+          <w:numId w:val="11"/>
         </w:numPr>
         <w:spacing w:lineRule="exact" w:line="320" w:before="0" w:after="80"/>
         <w:jc w:val="both"/>
@@ -1951,7 +1979,7 @@
         <w:pStyle w:val="ListParagraph"/>
         <w:numPr>
           <w:ilvl w:val="0"/>
-          <w:numId w:val="1"/>
+          <w:numId w:val="12"/>
         </w:numPr>
         <w:spacing w:lineRule="exact" w:line="320" w:before="0" w:after="80"/>
         <w:jc w:val="both"/>
@@ -2371,8 +2399,8 @@
         </w:tblCellMar>
       </w:tblPr>
       <w:tblGrid>
-        <w:gridCol w:w="599"/>
-        <w:gridCol w:w="1900"/>
+        <w:gridCol w:w="598"/>
+        <w:gridCol w:w="1901"/>
         <w:gridCol w:w="3472"/>
         <w:gridCol w:w="3099"/>
       </w:tblGrid>
@@ -2383,7 +2411,7 @@
         </w:trPr>
         <w:tc>
           <w:tcPr>
-            <w:tcW w:w="599" w:type="dxa"/>
+            <w:tcW w:w="598" w:type="dxa"/>
             <w:tcBorders>
               <w:top w:val="single" w:sz="4" w:space="0" w:color="808080"/>
               <w:left w:val="single" w:sz="4" w:space="0" w:color="808080"/>
@@ -2415,7 +2443,7 @@
         </w:tc>
         <w:tc>
           <w:tcPr>
-            <w:tcW w:w="1900" w:type="dxa"/>
+            <w:tcW w:w="1901" w:type="dxa"/>
             <w:tcBorders>
               <w:top w:val="single" w:sz="4" w:space="0" w:color="808080"/>
               <w:left w:val="single" w:sz="4" w:space="0" w:color="808080"/>
@@ -2516,7 +2544,7 @@
         </w:trPr>
         <w:tc>
           <w:tcPr>
-            <w:tcW w:w="599" w:type="dxa"/>
+            <w:tcW w:w="598" w:type="dxa"/>
             <w:tcBorders>
               <w:top w:val="single" w:sz="4" w:space="0" w:color="808080"/>
               <w:left w:val="single" w:sz="4" w:space="0" w:color="808080"/>
@@ -2547,7 +2575,7 @@
         </w:tc>
         <w:tc>
           <w:tcPr>
-            <w:tcW w:w="1900" w:type="dxa"/>
+            <w:tcW w:w="1901" w:type="dxa"/>
             <w:tcBorders>
               <w:top w:val="single" w:sz="4" w:space="0" w:color="808080"/>
               <w:left w:val="single" w:sz="4" w:space="0" w:color="808080"/>
@@ -2689,7 +2717,7 @@
         </w:trPr>
         <w:tc>
           <w:tcPr>
-            <w:tcW w:w="599" w:type="dxa"/>
+            <w:tcW w:w="598" w:type="dxa"/>
             <w:tcBorders>
               <w:top w:val="single" w:sz="4" w:space="0" w:color="808080"/>
               <w:left w:val="single" w:sz="4" w:space="0" w:color="808080"/>
@@ -2720,7 +2748,7 @@
         </w:tc>
         <w:tc>
           <w:tcPr>
-            <w:tcW w:w="1900" w:type="dxa"/>
+            <w:tcW w:w="1901" w:type="dxa"/>
             <w:tcBorders>
               <w:top w:val="single" w:sz="4" w:space="0" w:color="808080"/>
               <w:left w:val="single" w:sz="4" w:space="0" w:color="808080"/>
@@ -2854,7 +2882,7 @@
         </w:trPr>
         <w:tc>
           <w:tcPr>
-            <w:tcW w:w="599" w:type="dxa"/>
+            <w:tcW w:w="598" w:type="dxa"/>
             <w:tcBorders>
               <w:top w:val="single" w:sz="4" w:space="0" w:color="808080"/>
               <w:left w:val="single" w:sz="4" w:space="0" w:color="808080"/>
@@ -2885,7 +2913,7 @@
         </w:tc>
         <w:tc>
           <w:tcPr>
-            <w:tcW w:w="1900" w:type="dxa"/>
+            <w:tcW w:w="1901" w:type="dxa"/>
             <w:tcBorders>
               <w:top w:val="single" w:sz="4" w:space="0" w:color="808080"/>
               <w:left w:val="single" w:sz="4" w:space="0" w:color="808080"/>
@@ -2983,7 +3011,7 @@
         </w:trPr>
         <w:tc>
           <w:tcPr>
-            <w:tcW w:w="599" w:type="dxa"/>
+            <w:tcW w:w="598" w:type="dxa"/>
             <w:tcBorders>
               <w:top w:val="single" w:sz="4" w:space="0" w:color="808080"/>
               <w:left w:val="single" w:sz="4" w:space="0" w:color="808080"/>
@@ -3014,7 +3042,7 @@
         </w:tc>
         <w:tc>
           <w:tcPr>
-            <w:tcW w:w="1900" w:type="dxa"/>
+            <w:tcW w:w="1901" w:type="dxa"/>
             <w:tcBorders>
               <w:top w:val="single" w:sz="4" w:space="0" w:color="808080"/>
               <w:left w:val="single" w:sz="4" w:space="0" w:color="808080"/>
@@ -3138,7 +3166,7 @@
         </w:trPr>
         <w:tc>
           <w:tcPr>
-            <w:tcW w:w="599" w:type="dxa"/>
+            <w:tcW w:w="598" w:type="dxa"/>
             <w:tcBorders>
               <w:top w:val="single" w:sz="4" w:space="0" w:color="808080"/>
               <w:left w:val="single" w:sz="4" w:space="0" w:color="808080"/>
@@ -3169,7 +3197,7 @@
         </w:tc>
         <w:tc>
           <w:tcPr>
-            <w:tcW w:w="1900" w:type="dxa"/>
+            <w:tcW w:w="1901" w:type="dxa"/>
             <w:tcBorders>
               <w:top w:val="single" w:sz="4" w:space="0" w:color="808080"/>
               <w:left w:val="single" w:sz="4" w:space="0" w:color="808080"/>
@@ -3293,7 +3321,7 @@
         </w:trPr>
         <w:tc>
           <w:tcPr>
-            <w:tcW w:w="599" w:type="dxa"/>
+            <w:tcW w:w="598" w:type="dxa"/>
             <w:tcBorders>
               <w:top w:val="single" w:sz="4" w:space="0" w:color="808080"/>
               <w:left w:val="single" w:sz="4" w:space="0" w:color="808080"/>
@@ -3324,7 +3352,7 @@
         </w:tc>
         <w:tc>
           <w:tcPr>
-            <w:tcW w:w="1900" w:type="dxa"/>
+            <w:tcW w:w="1901" w:type="dxa"/>
             <w:tcBorders>
               <w:top w:val="single" w:sz="4" w:space="0" w:color="808080"/>
               <w:left w:val="single" w:sz="4" w:space="0" w:color="808080"/>
@@ -3422,7 +3450,7 @@
         </w:trPr>
         <w:tc>
           <w:tcPr>
-            <w:tcW w:w="599" w:type="dxa"/>
+            <w:tcW w:w="598" w:type="dxa"/>
             <w:tcBorders>
               <w:top w:val="single" w:sz="4" w:space="0" w:color="808080"/>
               <w:left w:val="single" w:sz="4" w:space="0" w:color="808080"/>
@@ -3453,7 +3481,7 @@
         </w:tc>
         <w:tc>
           <w:tcPr>
-            <w:tcW w:w="1900" w:type="dxa"/>
+            <w:tcW w:w="1901" w:type="dxa"/>
             <w:tcBorders>
               <w:top w:val="single" w:sz="4" w:space="0" w:color="808080"/>
               <w:left w:val="single" w:sz="4" w:space="0" w:color="808080"/>
@@ -4860,261 +4888,213 @@
     <w:p>
       <w:pPr>
         <w:pStyle w:val="Normal"/>
-        <w:keepNext w:val="true"/>
-        <w:keepLines/>
-        <w:pBdr>
-          <w:left w:val="single" w:sz="12" w:space="6" w:color="7F7F7F"/>
-        </w:pBdr>
-        <w:shd w:val="clear" w:color="auto" w:fill="F2F2F2"/>
-        <w:spacing w:lineRule="exact" w:line="240" w:before="120" w:after="0"/>
-        <w:ind w:left="284" w:right="284" w:hanging="0"/>
-        <w:rPr/>
-      </w:pPr>
-      <w:r>
-        <w:rPr>
-          <w:rFonts w:eastAsia="Courier New" w:cs="Courier New" w:ascii="Courier New" w:hAnsi="Courier New"/>
+        <w:rPr>
+          <w:rFonts w:ascii="Courier New" w:hAnsi="Courier New"/>
           <w:sz w:val="18"/>
           <w:szCs w:val="18"/>
         </w:rPr>
-        <w:t>static final int CAPACIDADE_MAXIMA = 100;</w:t>
-      </w:r>
-    </w:p>
-    <w:p>
-      <w:pPr>
-        <w:pStyle w:val="Normal"/>
-        <w:keepNext w:val="true"/>
-        <w:keepLines/>
-        <w:pBdr>
-          <w:left w:val="single" w:sz="12" w:space="6" w:color="7F7F7F"/>
-        </w:pBdr>
-        <w:shd w:val="clear" w:color="auto" w:fill="F2F2F2"/>
-        <w:spacing w:lineRule="exact" w:line="240" w:before="0" w:after="0"/>
-        <w:ind w:left="284" w:right="284" w:hanging="0"/>
-        <w:rPr/>
-      </w:pPr>
-      <w:r>
-        <w:rPr>
-          <w:rFonts w:eastAsia="Courier New" w:cs="Courier New" w:ascii="Courier New" w:hAnsi="Courier New"/>
+      </w:pPr>
+      <w:r>
+        <w:rPr>
+          <w:rFonts w:ascii="Courier New" w:hAnsi="Courier New"/>
           <w:sz w:val="18"/>
           <w:szCs w:val="18"/>
         </w:rPr>
-        <w:t>static final int CAPACIDADE_EMPRESTIMOS = 1000;</w:t>
+        <w:t>static final int CAPACIDADE_MAXIMA = 100;</w:t>
       </w:r>
     </w:p>
     <w:p>
       <w:pPr>
         <w:pStyle w:val="Normal"/>
-        <w:keepNext w:val="true"/>
-        <w:keepLines/>
-        <w:pBdr>
-          <w:left w:val="single" w:sz="12" w:space="6" w:color="7F7F7F"/>
-        </w:pBdr>
-        <w:shd w:val="clear" w:color="auto" w:fill="F2F2F2"/>
-        <w:spacing w:lineRule="exact" w:line="240" w:before="0" w:after="0"/>
-        <w:ind w:left="284" w:right="284" w:hanging="0"/>
-        <w:rPr/>
-      </w:pPr>
-      <w:r>
-        <w:rPr>
-          <w:rFonts w:eastAsia="Courier New" w:cs="Courier New" w:ascii="Courier New" w:hAnsi="Courier New"/>
+        <w:rPr>
+          <w:rFonts w:ascii="Courier New" w:hAnsi="Courier New"/>
           <w:sz w:val="18"/>
           <w:szCs w:val="18"/>
         </w:rPr>
-        <w:t xml:space="preserve"> </w:t>
-      </w:r>
-    </w:p>
-    <w:p>
-      <w:pPr>
-        <w:pStyle w:val="Normal"/>
-        <w:keepNext w:val="true"/>
-        <w:keepLines/>
-        <w:pBdr>
-          <w:left w:val="single" w:sz="12" w:space="6" w:color="7F7F7F"/>
-        </w:pBdr>
-        <w:shd w:val="clear" w:color="auto" w:fill="F2F2F2"/>
-        <w:spacing w:lineRule="exact" w:line="240" w:before="0" w:after="0"/>
-        <w:ind w:left="284" w:right="284" w:hanging="0"/>
-        <w:rPr/>
-      </w:pPr>
-      <w:r>
-        <w:rPr>
-          <w:rFonts w:eastAsia="Courier New" w:cs="Courier New" w:ascii="Courier New" w:hAnsi="Courier New"/>
+      </w:pPr>
+      <w:r>
+        <w:rPr>
+          <w:rFonts w:ascii="Courier New" w:hAnsi="Courier New"/>
           <w:sz w:val="18"/>
           <w:szCs w:val="18"/>
         </w:rPr>
-        <w:t>static Livro[] livros = new Livro[CAPACIDADE_MAXIMA];</w:t>
+        <w:t>static final int CAPACIDADE_EMPRESTIMOS = 1000;</w:t>
       </w:r>
     </w:p>
     <w:p>
       <w:pPr>
         <w:pStyle w:val="Normal"/>
-        <w:keepNext w:val="true"/>
-        <w:keepLines/>
-        <w:pBdr>
-          <w:left w:val="single" w:sz="12" w:space="6" w:color="7F7F7F"/>
-        </w:pBdr>
-        <w:shd w:val="clear" w:color="auto" w:fill="F2F2F2"/>
-        <w:spacing w:lineRule="exact" w:line="240" w:before="0" w:after="0"/>
-        <w:ind w:left="284" w:right="284" w:hanging="0"/>
-        <w:rPr/>
-      </w:pPr>
-      <w:r>
-        <w:rPr>
-          <w:rFonts w:eastAsia="Courier New" w:cs="Courier New" w:ascii="Courier New" w:hAnsi="Courier New"/>
+        <w:rPr>
+          <w:rFonts w:ascii="Courier New" w:hAnsi="Courier New"/>
           <w:sz w:val="18"/>
           <w:szCs w:val="18"/>
         </w:rPr>
-        <w:t>static int totalLivros = 0;</w:t>
-      </w:r>
-    </w:p>
-    <w:p>
-      <w:pPr>
-        <w:pStyle w:val="Normal"/>
-        <w:keepNext w:val="true"/>
-        <w:keepLines/>
-        <w:pBdr>
-          <w:left w:val="single" w:sz="12" w:space="6" w:color="7F7F7F"/>
-        </w:pBdr>
-        <w:shd w:val="clear" w:color="auto" w:fill="F2F2F2"/>
-        <w:spacing w:lineRule="exact" w:line="240" w:before="0" w:after="0"/>
-        <w:ind w:left="284" w:right="284" w:hanging="0"/>
-        <w:rPr/>
-      </w:pPr>
-      <w:r>
-        <w:rPr>
-          <w:rFonts w:eastAsia="Courier New" w:cs="Courier New" w:ascii="Courier New" w:hAnsi="Courier New"/>
+      </w:pPr>
+      <w:r>
+        <w:rPr>
+          <w:rFonts w:ascii="Courier New" w:hAnsi="Courier New"/>
           <w:sz w:val="18"/>
           <w:szCs w:val="18"/>
         </w:rPr>
-        <w:t>static Utilizador[] utilizadores = new Utilizador[CAPACIDADE_MAXIMA];</w:t>
+        <w:t xml:space="preserve"> </w:t>
       </w:r>
     </w:p>
     <w:p>
       <w:pPr>
         <w:pStyle w:val="Normal"/>
-        <w:keepNext w:val="true"/>
-        <w:keepLines/>
-        <w:pBdr>
-          <w:left w:val="single" w:sz="12" w:space="6" w:color="7F7F7F"/>
-        </w:pBdr>
-        <w:shd w:val="clear" w:color="auto" w:fill="F2F2F2"/>
-        <w:spacing w:lineRule="exact" w:line="240" w:before="0" w:after="0"/>
-        <w:ind w:left="284" w:right="284" w:hanging="0"/>
-        <w:rPr/>
-      </w:pPr>
-      <w:r>
-        <w:rPr>
-          <w:rFonts w:eastAsia="Courier New" w:cs="Courier New" w:ascii="Courier New" w:hAnsi="Courier New"/>
+        <w:rPr>
+          <w:rFonts w:ascii="Courier New" w:hAnsi="Courier New"/>
           <w:sz w:val="18"/>
           <w:szCs w:val="18"/>
         </w:rPr>
-        <w:t>static int totalUtilizadores = 0;</w:t>
-      </w:r>
-    </w:p>
-    <w:p>
-      <w:pPr>
-        <w:pStyle w:val="Normal"/>
-        <w:keepNext w:val="true"/>
-        <w:keepLines/>
-        <w:pBdr>
-          <w:left w:val="single" w:sz="12" w:space="6" w:color="7F7F7F"/>
-        </w:pBdr>
-        <w:shd w:val="clear" w:color="auto" w:fill="F2F2F2"/>
-        <w:spacing w:lineRule="exact" w:line="240" w:before="0" w:after="0"/>
-        <w:ind w:left="284" w:right="284" w:hanging="0"/>
-        <w:rPr/>
-      </w:pPr>
-      <w:r>
-        <w:rPr>
-          <w:rFonts w:eastAsia="Courier New" w:cs="Courier New" w:ascii="Courier New" w:hAnsi="Courier New"/>
+      </w:pPr>
+      <w:r>
+        <w:rPr>
+          <w:rFonts w:ascii="Courier New" w:hAnsi="Courier New"/>
           <w:sz w:val="18"/>
           <w:szCs w:val="18"/>
         </w:rPr>
-        <w:t>static Emprestimo[] emprestimos = new Emprestimo[CAPACIDADE_EMPRESTIMOS];</w:t>
+        <w:t>static Livro[] livros = new Livro[CAPACIDADE_MAXIMA];</w:t>
       </w:r>
     </w:p>
     <w:p>
       <w:pPr>
         <w:pStyle w:val="Normal"/>
-        <w:keepNext w:val="true"/>
-        <w:keepLines/>
-        <w:pBdr>
-          <w:left w:val="single" w:sz="12" w:space="6" w:color="7F7F7F"/>
-        </w:pBdr>
-        <w:shd w:val="clear" w:color="auto" w:fill="F2F2F2"/>
-        <w:spacing w:lineRule="exact" w:line="240" w:before="0" w:after="0"/>
-        <w:ind w:left="284" w:right="284" w:hanging="0"/>
-        <w:rPr/>
-      </w:pPr>
-      <w:r>
-        <w:rPr>
-          <w:rFonts w:eastAsia="Courier New" w:cs="Courier New" w:ascii="Courier New" w:hAnsi="Courier New"/>
+        <w:rPr>
+          <w:rFonts w:ascii="Courier New" w:hAnsi="Courier New"/>
           <w:sz w:val="18"/>
           <w:szCs w:val="18"/>
         </w:rPr>
-        <w:t>static int totalEmprestimos = 0;</w:t>
-      </w:r>
-    </w:p>
-    <w:p>
-      <w:pPr>
-        <w:pStyle w:val="Normal"/>
-        <w:keepNext w:val="true"/>
-        <w:keepLines/>
-        <w:pBdr>
-          <w:left w:val="single" w:sz="12" w:space="6" w:color="7F7F7F"/>
-        </w:pBdr>
-        <w:shd w:val="clear" w:color="auto" w:fill="F2F2F2"/>
-        <w:spacing w:lineRule="exact" w:line="240" w:before="0" w:after="0"/>
-        <w:ind w:left="284" w:right="284" w:hanging="0"/>
-        <w:rPr/>
-      </w:pPr>
-      <w:r>
-        <w:rPr>
-          <w:rFonts w:eastAsia="Courier New" w:cs="Courier New" w:ascii="Courier New" w:hAnsi="Courier New"/>
+      </w:pPr>
+      <w:r>
+        <w:rPr>
+          <w:rFonts w:ascii="Courier New" w:hAnsi="Courier New"/>
           <w:sz w:val="18"/>
           <w:szCs w:val="18"/>
         </w:rPr>
-        <w:t xml:space="preserve"> </w:t>
+        <w:t>static int totalLivros = 0;</w:t>
       </w:r>
     </w:p>
     <w:p>
       <w:pPr>
         <w:pStyle w:val="Normal"/>
-        <w:keepNext w:val="true"/>
-        <w:keepLines/>
-        <w:pBdr>
-          <w:left w:val="single" w:sz="12" w:space="6" w:color="7F7F7F"/>
-        </w:pBdr>
-        <w:shd w:val="clear" w:color="auto" w:fill="F2F2F2"/>
-        <w:spacing w:lineRule="exact" w:line="240" w:before="0" w:after="0"/>
-        <w:ind w:left="284" w:right="284" w:hanging="0"/>
-        <w:rPr/>
-      </w:pPr>
-      <w:r>
-        <w:rPr>
-          <w:rFonts w:eastAsia="Courier New" w:cs="Courier New" w:ascii="Courier New" w:hAnsi="Courier New"/>
+        <w:rPr>
+          <w:rFonts w:ascii="Courier New" w:hAnsi="Courier New"/>
           <w:sz w:val="18"/>
           <w:szCs w:val="18"/>
         </w:rPr>
+      </w:pPr>
+      <w:r>
+        <w:rPr>
+          <w:rFonts w:ascii="Courier New" w:hAnsi="Courier New"/>
+          <w:sz w:val="18"/>
+          <w:szCs w:val="18"/>
+        </w:rPr>
+        <w:t>static Utilizador[] utilizadores = new Utilizador[CAPACIDADE_MAXIMA];</w:t>
+      </w:r>
+    </w:p>
+    <w:p>
+      <w:pPr>
+        <w:pStyle w:val="Normal"/>
+        <w:rPr>
+          <w:rFonts w:ascii="Courier New" w:hAnsi="Courier New"/>
+          <w:sz w:val="18"/>
+          <w:szCs w:val="18"/>
+        </w:rPr>
+      </w:pPr>
+      <w:r>
+        <w:rPr>
+          <w:rFonts w:ascii="Courier New" w:hAnsi="Courier New"/>
+          <w:sz w:val="18"/>
+          <w:szCs w:val="18"/>
+        </w:rPr>
+        <w:t>static int totalUtilizadores = 0;</w:t>
+      </w:r>
+    </w:p>
+    <w:p>
+      <w:pPr>
+        <w:pStyle w:val="Normal"/>
+        <w:rPr>
+          <w:rFonts w:ascii="Courier New" w:hAnsi="Courier New"/>
+          <w:sz w:val="18"/>
+          <w:szCs w:val="18"/>
+        </w:rPr>
+      </w:pPr>
+      <w:r>
+        <w:rPr>
+          <w:rFonts w:ascii="Courier New" w:hAnsi="Courier New"/>
+          <w:sz w:val="18"/>
+          <w:szCs w:val="18"/>
+        </w:rPr>
+        <w:t>static Emprestimo[] emprestimos = new Emprestimo[CAPACIDADE_EMPRESTIMOS];</w:t>
+      </w:r>
+    </w:p>
+    <w:p>
+      <w:pPr>
+        <w:pStyle w:val="Normal"/>
+        <w:rPr>
+          <w:rFonts w:ascii="Courier New" w:hAnsi="Courier New"/>
+          <w:sz w:val="18"/>
+          <w:szCs w:val="18"/>
+        </w:rPr>
+      </w:pPr>
+      <w:r>
+        <w:rPr>
+          <w:rFonts w:ascii="Courier New" w:hAnsi="Courier New"/>
+          <w:sz w:val="18"/>
+          <w:szCs w:val="18"/>
+        </w:rPr>
+        <w:t>static int totalEmprestimos = 0;</w:t>
+      </w:r>
+    </w:p>
+    <w:p>
+      <w:pPr>
+        <w:pStyle w:val="Normal"/>
+        <w:rPr>
+          <w:rFonts w:ascii="Courier New" w:hAnsi="Courier New"/>
+          <w:sz w:val="18"/>
+          <w:szCs w:val="18"/>
+        </w:rPr>
+      </w:pPr>
+      <w:r>
+        <w:rPr>
+          <w:rFonts w:ascii="Courier New" w:hAnsi="Courier New"/>
+          <w:sz w:val="18"/>
+          <w:szCs w:val="18"/>
+        </w:rPr>
+        <w:t xml:space="preserve"> </w:t>
+      </w:r>
+    </w:p>
+    <w:p>
+      <w:pPr>
+        <w:pStyle w:val="Normal"/>
+        <w:rPr>
+          <w:rFonts w:ascii="Courier New" w:hAnsi="Courier New"/>
+          <w:sz w:val="18"/>
+          <w:szCs w:val="18"/>
+        </w:rPr>
+      </w:pPr>
+      <w:r>
+        <w:rPr>
+          <w:rFonts w:ascii="Courier New" w:hAnsi="Courier New"/>
+          <w:sz w:val="18"/>
+          <w:szCs w:val="18"/>
+        </w:rPr>
         <w:t>// linha = livro, coluna = utilizador</w:t>
       </w:r>
     </w:p>
     <w:p>
       <w:pPr>
         <w:pStyle w:val="Normal"/>
-        <w:keepNext w:val="false"/>
-        <w:keepLines/>
-        <w:pBdr>
-          <w:left w:val="single" w:sz="12" w:space="6" w:color="7F7F7F"/>
-        </w:pBdr>
-        <w:shd w:val="clear" w:color="auto" w:fill="F2F2F2"/>
-        <w:spacing w:lineRule="exact" w:line="240" w:before="0" w:after="200"/>
-        <w:ind w:left="284" w:right="284" w:hanging="0"/>
-        <w:rPr/>
-      </w:pPr>
-      <w:r>
-        <w:rPr>
-          <w:rFonts w:eastAsia="Courier New" w:cs="Courier New" w:ascii="Courier New" w:hAnsi="Courier New"/>
+        <w:rPr>
+          <w:rFonts w:ascii="Courier New" w:hAnsi="Courier New"/>
+          <w:sz w:val="18"/>
+          <w:szCs w:val="18"/>
+        </w:rPr>
+      </w:pPr>
+      <w:r>
+        <w:rPr>
+          <w:rFonts w:ascii="Courier New" w:hAnsi="Courier New"/>
           <w:sz w:val="18"/>
           <w:szCs w:val="18"/>
         </w:rPr>
@@ -5895,7 +5875,7 @@
         <w:pStyle w:val="ListParagraph"/>
         <w:numPr>
           <w:ilvl w:val="0"/>
-          <w:numId w:val="5"/>
+          <w:numId w:val="13"/>
         </w:numPr>
         <w:spacing w:lineRule="exact" w:line="320" w:before="0" w:after="80"/>
         <w:jc w:val="both"/>
@@ -5913,7 +5893,7 @@
         <w:pStyle w:val="ListParagraph"/>
         <w:numPr>
           <w:ilvl w:val="0"/>
-          <w:numId w:val="2"/>
+          <w:numId w:val="14"/>
         </w:numPr>
         <w:spacing w:lineRule="exact" w:line="320" w:before="0" w:after="80"/>
         <w:jc w:val="both"/>
@@ -5945,7 +5925,7 @@
         <w:pStyle w:val="ListParagraph"/>
         <w:numPr>
           <w:ilvl w:val="0"/>
-          <w:numId w:val="2"/>
+          <w:numId w:val="15"/>
         </w:numPr>
         <w:spacing w:lineRule="exact" w:line="320" w:before="0" w:after="80"/>
         <w:jc w:val="both"/>
@@ -5977,7 +5957,7 @@
         <w:pStyle w:val="ListParagraph"/>
         <w:numPr>
           <w:ilvl w:val="0"/>
-          <w:numId w:val="2"/>
+          <w:numId w:val="16"/>
         </w:numPr>
         <w:spacing w:lineRule="exact" w:line="320" w:before="0" w:after="80"/>
         <w:jc w:val="both"/>
@@ -5995,7 +5975,7 @@
         <w:pStyle w:val="ListParagraph"/>
         <w:numPr>
           <w:ilvl w:val="0"/>
-          <w:numId w:val="2"/>
+          <w:numId w:val="17"/>
         </w:numPr>
         <w:spacing w:lineRule="exact" w:line="320" w:before="0" w:after="80"/>
         <w:jc w:val="both"/>
@@ -6898,10 +6878,10 @@
       </w:tblPr>
       <w:tblGrid>
         <w:gridCol w:w="2700"/>
-        <w:gridCol w:w="1499"/>
-        <w:gridCol w:w="1501"/>
-        <w:gridCol w:w="1499"/>
-        <w:gridCol w:w="1872"/>
+        <w:gridCol w:w="1498"/>
+        <w:gridCol w:w="1502"/>
+        <w:gridCol w:w="1498"/>
+        <w:gridCol w:w="1873"/>
       </w:tblGrid>
       <w:tr>
         <w:trPr>
@@ -6942,7 +6922,7 @@
         </w:tc>
         <w:tc>
           <w:tcPr>
-            <w:tcW w:w="1499" w:type="dxa"/>
+            <w:tcW w:w="1498" w:type="dxa"/>
             <w:tcBorders>
               <w:top w:val="single" w:sz="4" w:space="0" w:color="808080"/>
               <w:left w:val="single" w:sz="4" w:space="0" w:color="808080"/>
@@ -6974,7 +6954,7 @@
         </w:tc>
         <w:tc>
           <w:tcPr>
-            <w:tcW w:w="1501" w:type="dxa"/>
+            <w:tcW w:w="1502" w:type="dxa"/>
             <w:tcBorders>
               <w:top w:val="single" w:sz="4" w:space="0" w:color="808080"/>
               <w:left w:val="single" w:sz="4" w:space="0" w:color="808080"/>
@@ -7006,7 +6986,7 @@
         </w:tc>
         <w:tc>
           <w:tcPr>
-            <w:tcW w:w="1499" w:type="dxa"/>
+            <w:tcW w:w="1498" w:type="dxa"/>
             <w:tcBorders>
               <w:top w:val="single" w:sz="4" w:space="0" w:color="808080"/>
               <w:left w:val="single" w:sz="4" w:space="0" w:color="808080"/>
@@ -7038,7 +7018,7 @@
         </w:tc>
         <w:tc>
           <w:tcPr>
-            <w:tcW w:w="1872" w:type="dxa"/>
+            <w:tcW w:w="1873" w:type="dxa"/>
             <w:tcBorders>
               <w:top w:val="single" w:sz="4" w:space="0" w:color="808080"/>
               <w:left w:val="single" w:sz="4" w:space="0" w:color="808080"/>
@@ -7106,7 +7086,7 @@
         </w:tc>
         <w:tc>
           <w:tcPr>
-            <w:tcW w:w="1499" w:type="dxa"/>
+            <w:tcW w:w="1498" w:type="dxa"/>
             <w:tcBorders>
               <w:top w:val="single" w:sz="4" w:space="0" w:color="808080"/>
               <w:left w:val="single" w:sz="4" w:space="0" w:color="808080"/>
@@ -7137,7 +7117,7 @@
         </w:tc>
         <w:tc>
           <w:tcPr>
-            <w:tcW w:w="1501" w:type="dxa"/>
+            <w:tcW w:w="1502" w:type="dxa"/>
             <w:tcBorders>
               <w:top w:val="single" w:sz="4" w:space="0" w:color="808080"/>
               <w:left w:val="single" w:sz="4" w:space="0" w:color="808080"/>
@@ -7168,7 +7148,7 @@
         </w:tc>
         <w:tc>
           <w:tcPr>
-            <w:tcW w:w="1499" w:type="dxa"/>
+            <w:tcW w:w="1498" w:type="dxa"/>
             <w:tcBorders>
               <w:top w:val="single" w:sz="4" w:space="0" w:color="808080"/>
               <w:left w:val="single" w:sz="4" w:space="0" w:color="808080"/>
@@ -7199,7 +7179,7 @@
         </w:tc>
         <w:tc>
           <w:tcPr>
-            <w:tcW w:w="1872" w:type="dxa"/>
+            <w:tcW w:w="1873" w:type="dxa"/>
             <w:tcBorders>
               <w:top w:val="single" w:sz="4" w:space="0" w:color="808080"/>
               <w:left w:val="single" w:sz="4" w:space="0" w:color="808080"/>
@@ -7266,7 +7246,7 @@
         </w:tc>
         <w:tc>
           <w:tcPr>
-            <w:tcW w:w="1499" w:type="dxa"/>
+            <w:tcW w:w="1498" w:type="dxa"/>
             <w:tcBorders>
               <w:top w:val="single" w:sz="4" w:space="0" w:color="808080"/>
               <w:left w:val="single" w:sz="4" w:space="0" w:color="808080"/>
@@ -7297,7 +7277,7 @@
         </w:tc>
         <w:tc>
           <w:tcPr>
-            <w:tcW w:w="1501" w:type="dxa"/>
+            <w:tcW w:w="1502" w:type="dxa"/>
             <w:tcBorders>
               <w:top w:val="single" w:sz="4" w:space="0" w:color="808080"/>
               <w:left w:val="single" w:sz="4" w:space="0" w:color="808080"/>
@@ -7328,7 +7308,7 @@
         </w:tc>
         <w:tc>
           <w:tcPr>
-            <w:tcW w:w="1499" w:type="dxa"/>
+            <w:tcW w:w="1498" w:type="dxa"/>
             <w:tcBorders>
               <w:top w:val="single" w:sz="4" w:space="0" w:color="808080"/>
               <w:left w:val="single" w:sz="4" w:space="0" w:color="808080"/>
@@ -7359,7 +7339,7 @@
         </w:tc>
         <w:tc>
           <w:tcPr>
-            <w:tcW w:w="1872" w:type="dxa"/>
+            <w:tcW w:w="1873" w:type="dxa"/>
             <w:tcBorders>
               <w:top w:val="single" w:sz="4" w:space="0" w:color="808080"/>
               <w:left w:val="single" w:sz="4" w:space="0" w:color="808080"/>
@@ -7426,7 +7406,7 @@
         </w:tc>
         <w:tc>
           <w:tcPr>
-            <w:tcW w:w="1499" w:type="dxa"/>
+            <w:tcW w:w="1498" w:type="dxa"/>
             <w:tcBorders>
               <w:top w:val="single" w:sz="4" w:space="0" w:color="808080"/>
               <w:left w:val="single" w:sz="4" w:space="0" w:color="808080"/>
@@ -7457,7 +7437,7 @@
         </w:tc>
         <w:tc>
           <w:tcPr>
-            <w:tcW w:w="1501" w:type="dxa"/>
+            <w:tcW w:w="1502" w:type="dxa"/>
             <w:tcBorders>
               <w:top w:val="single" w:sz="4" w:space="0" w:color="808080"/>
               <w:left w:val="single" w:sz="4" w:space="0" w:color="808080"/>
@@ -7488,7 +7468,7 @@
         </w:tc>
         <w:tc>
           <w:tcPr>
-            <w:tcW w:w="1499" w:type="dxa"/>
+            <w:tcW w:w="1498" w:type="dxa"/>
             <w:tcBorders>
               <w:top w:val="single" w:sz="4" w:space="0" w:color="808080"/>
               <w:left w:val="single" w:sz="4" w:space="0" w:color="808080"/>
@@ -7519,7 +7499,7 @@
         </w:tc>
         <w:tc>
           <w:tcPr>
-            <w:tcW w:w="1872" w:type="dxa"/>
+            <w:tcW w:w="1873" w:type="dxa"/>
             <w:tcBorders>
               <w:top w:val="single" w:sz="4" w:space="0" w:color="808080"/>
               <w:left w:val="single" w:sz="4" w:space="0" w:color="808080"/>
@@ -7586,7 +7566,7 @@
         </w:tc>
         <w:tc>
           <w:tcPr>
-            <w:tcW w:w="1499" w:type="dxa"/>
+            <w:tcW w:w="1498" w:type="dxa"/>
             <w:tcBorders>
               <w:top w:val="single" w:sz="4" w:space="0" w:color="808080"/>
               <w:left w:val="single" w:sz="4" w:space="0" w:color="808080"/>
@@ -7617,7 +7597,7 @@
         </w:tc>
         <w:tc>
           <w:tcPr>
-            <w:tcW w:w="1501" w:type="dxa"/>
+            <w:tcW w:w="1502" w:type="dxa"/>
             <w:tcBorders>
               <w:top w:val="single" w:sz="4" w:space="0" w:color="808080"/>
               <w:left w:val="single" w:sz="4" w:space="0" w:color="808080"/>
@@ -7648,7 +7628,7 @@
         </w:tc>
         <w:tc>
           <w:tcPr>
-            <w:tcW w:w="1499" w:type="dxa"/>
+            <w:tcW w:w="1498" w:type="dxa"/>
             <w:tcBorders>
               <w:top w:val="single" w:sz="4" w:space="0" w:color="808080"/>
               <w:left w:val="single" w:sz="4" w:space="0" w:color="808080"/>
@@ -7679,7 +7659,7 @@
         </w:tc>
         <w:tc>
           <w:tcPr>
-            <w:tcW w:w="1872" w:type="dxa"/>
+            <w:tcW w:w="1873" w:type="dxa"/>
             <w:tcBorders>
               <w:top w:val="single" w:sz="4" w:space="0" w:color="808080"/>
               <w:left w:val="single" w:sz="4" w:space="0" w:color="808080"/>
@@ -7746,7 +7726,7 @@
         </w:tc>
         <w:tc>
           <w:tcPr>
-            <w:tcW w:w="1499" w:type="dxa"/>
+            <w:tcW w:w="1498" w:type="dxa"/>
             <w:tcBorders>
               <w:top w:val="single" w:sz="4" w:space="0" w:color="808080"/>
               <w:left w:val="single" w:sz="4" w:space="0" w:color="808080"/>
@@ -7770,7 +7750,7 @@
         </w:tc>
         <w:tc>
           <w:tcPr>
-            <w:tcW w:w="1501" w:type="dxa"/>
+            <w:tcW w:w="1502" w:type="dxa"/>
             <w:tcBorders>
               <w:top w:val="single" w:sz="4" w:space="0" w:color="808080"/>
               <w:left w:val="single" w:sz="4" w:space="0" w:color="808080"/>
@@ -7794,7 +7774,7 @@
         </w:tc>
         <w:tc>
           <w:tcPr>
-            <w:tcW w:w="1499" w:type="dxa"/>
+            <w:tcW w:w="1498" w:type="dxa"/>
             <w:tcBorders>
               <w:top w:val="single" w:sz="4" w:space="0" w:color="808080"/>
               <w:left w:val="single" w:sz="4" w:space="0" w:color="808080"/>
@@ -7818,7 +7798,7 @@
         </w:tc>
         <w:tc>
           <w:tcPr>
-            <w:tcW w:w="1872" w:type="dxa"/>
+            <w:tcW w:w="1873" w:type="dxa"/>
             <w:tcBorders>
               <w:top w:val="single" w:sz="4" w:space="0" w:color="808080"/>
               <w:left w:val="single" w:sz="4" w:space="0" w:color="808080"/>
@@ -9184,8 +9164,8 @@
         </w:tblCellMar>
       </w:tblPr>
       <w:tblGrid>
-        <w:gridCol w:w="599"/>
-        <w:gridCol w:w="3600"/>
+        <w:gridCol w:w="598"/>
+        <w:gridCol w:w="3601"/>
         <w:gridCol w:w="3671"/>
         <w:gridCol w:w="1200"/>
       </w:tblGrid>
@@ -9196,7 +9176,7 @@
         </w:trPr>
         <w:tc>
           <w:tcPr>
-            <w:tcW w:w="599" w:type="dxa"/>
+            <w:tcW w:w="598" w:type="dxa"/>
             <w:tcBorders>
               <w:top w:val="single" w:sz="4" w:space="0" w:color="808080"/>
               <w:left w:val="single" w:sz="4" w:space="0" w:color="808080"/>
@@ -9228,7 +9208,7 @@
         </w:tc>
         <w:tc>
           <w:tcPr>
-            <w:tcW w:w="3600" w:type="dxa"/>
+            <w:tcW w:w="3601" w:type="dxa"/>
             <w:tcBorders>
               <w:top w:val="single" w:sz="4" w:space="0" w:color="808080"/>
               <w:left w:val="single" w:sz="4" w:space="0" w:color="808080"/>
@@ -9329,7 +9309,7 @@
         </w:trPr>
         <w:tc>
           <w:tcPr>
-            <w:tcW w:w="599" w:type="dxa"/>
+            <w:tcW w:w="598" w:type="dxa"/>
             <w:tcBorders>
               <w:top w:val="single" w:sz="4" w:space="0" w:color="808080"/>
               <w:left w:val="single" w:sz="4" w:space="0" w:color="808080"/>
@@ -9360,7 +9340,7 @@
         </w:tc>
         <w:tc>
           <w:tcPr>
-            <w:tcW w:w="3600" w:type="dxa"/>
+            <w:tcW w:w="3601" w:type="dxa"/>
             <w:tcBorders>
               <w:top w:val="single" w:sz="4" w:space="0" w:color="808080"/>
               <w:left w:val="single" w:sz="4" w:space="0" w:color="808080"/>
@@ -9458,7 +9438,7 @@
         </w:trPr>
         <w:tc>
           <w:tcPr>
-            <w:tcW w:w="599" w:type="dxa"/>
+            <w:tcW w:w="598" w:type="dxa"/>
             <w:tcBorders>
               <w:top w:val="single" w:sz="4" w:space="0" w:color="808080"/>
               <w:left w:val="single" w:sz="4" w:space="0" w:color="808080"/>
@@ -9489,7 +9469,7 @@
         </w:tc>
         <w:tc>
           <w:tcPr>
-            <w:tcW w:w="3600" w:type="dxa"/>
+            <w:tcW w:w="3601" w:type="dxa"/>
             <w:tcBorders>
               <w:top w:val="single" w:sz="4" w:space="0" w:color="808080"/>
               <w:left w:val="single" w:sz="4" w:space="0" w:color="808080"/>
@@ -9587,7 +9567,7 @@
         </w:trPr>
         <w:tc>
           <w:tcPr>
-            <w:tcW w:w="599" w:type="dxa"/>
+            <w:tcW w:w="598" w:type="dxa"/>
             <w:tcBorders>
               <w:top w:val="single" w:sz="4" w:space="0" w:color="808080"/>
               <w:left w:val="single" w:sz="4" w:space="0" w:color="808080"/>
@@ -9618,7 +9598,7 @@
         </w:tc>
         <w:tc>
           <w:tcPr>
-            <w:tcW w:w="3600" w:type="dxa"/>
+            <w:tcW w:w="3601" w:type="dxa"/>
             <w:tcBorders>
               <w:top w:val="single" w:sz="4" w:space="0" w:color="808080"/>
               <w:left w:val="single" w:sz="4" w:space="0" w:color="808080"/>
@@ -9716,7 +9696,7 @@
         </w:trPr>
         <w:tc>
           <w:tcPr>
-            <w:tcW w:w="599" w:type="dxa"/>
+            <w:tcW w:w="598" w:type="dxa"/>
             <w:tcBorders>
               <w:top w:val="single" w:sz="4" w:space="0" w:color="808080"/>
               <w:left w:val="single" w:sz="4" w:space="0" w:color="808080"/>
@@ -9747,7 +9727,7 @@
         </w:tc>
         <w:tc>
           <w:tcPr>
-            <w:tcW w:w="3600" w:type="dxa"/>
+            <w:tcW w:w="3601" w:type="dxa"/>
             <w:tcBorders>
               <w:top w:val="single" w:sz="4" w:space="0" w:color="808080"/>
               <w:left w:val="single" w:sz="4" w:space="0" w:color="808080"/>
@@ -9845,7 +9825,7 @@
         </w:trPr>
         <w:tc>
           <w:tcPr>
-            <w:tcW w:w="599" w:type="dxa"/>
+            <w:tcW w:w="598" w:type="dxa"/>
             <w:tcBorders>
               <w:top w:val="single" w:sz="4" w:space="0" w:color="808080"/>
               <w:left w:val="single" w:sz="4" w:space="0" w:color="808080"/>
@@ -9876,7 +9856,7 @@
         </w:tc>
         <w:tc>
           <w:tcPr>
-            <w:tcW w:w="3600" w:type="dxa"/>
+            <w:tcW w:w="3601" w:type="dxa"/>
             <w:tcBorders>
               <w:top w:val="single" w:sz="4" w:space="0" w:color="808080"/>
               <w:left w:val="single" w:sz="4" w:space="0" w:color="808080"/>
@@ -9974,7 +9954,7 @@
         </w:trPr>
         <w:tc>
           <w:tcPr>
-            <w:tcW w:w="599" w:type="dxa"/>
+            <w:tcW w:w="598" w:type="dxa"/>
             <w:tcBorders>
               <w:top w:val="single" w:sz="4" w:space="0" w:color="808080"/>
               <w:left w:val="single" w:sz="4" w:space="0" w:color="808080"/>
@@ -10005,7 +9985,7 @@
         </w:tc>
         <w:tc>
           <w:tcPr>
-            <w:tcW w:w="3600" w:type="dxa"/>
+            <w:tcW w:w="3601" w:type="dxa"/>
             <w:tcBorders>
               <w:top w:val="single" w:sz="4" w:space="0" w:color="808080"/>
               <w:left w:val="single" w:sz="4" w:space="0" w:color="808080"/>
@@ -10103,7 +10083,7 @@
         </w:trPr>
         <w:tc>
           <w:tcPr>
-            <w:tcW w:w="599" w:type="dxa"/>
+            <w:tcW w:w="598" w:type="dxa"/>
             <w:tcBorders>
               <w:top w:val="single" w:sz="4" w:space="0" w:color="808080"/>
               <w:left w:val="single" w:sz="4" w:space="0" w:color="808080"/>
@@ -10134,7 +10114,7 @@
         </w:tc>
         <w:tc>
           <w:tcPr>
-            <w:tcW w:w="3600" w:type="dxa"/>
+            <w:tcW w:w="3601" w:type="dxa"/>
             <w:tcBorders>
               <w:top w:val="single" w:sz="4" w:space="0" w:color="808080"/>
               <w:left w:val="single" w:sz="4" w:space="0" w:color="808080"/>
@@ -10232,7 +10212,7 @@
         </w:trPr>
         <w:tc>
           <w:tcPr>
-            <w:tcW w:w="599" w:type="dxa"/>
+            <w:tcW w:w="598" w:type="dxa"/>
             <w:tcBorders>
               <w:top w:val="single" w:sz="4" w:space="0" w:color="808080"/>
               <w:left w:val="single" w:sz="4" w:space="0" w:color="808080"/>
@@ -10263,7 +10243,7 @@
         </w:tc>
         <w:tc>
           <w:tcPr>
-            <w:tcW w:w="3600" w:type="dxa"/>
+            <w:tcW w:w="3601" w:type="dxa"/>
             <w:tcBorders>
               <w:top w:val="single" w:sz="4" w:space="0" w:color="808080"/>
               <w:left w:val="single" w:sz="4" w:space="0" w:color="808080"/>
@@ -10361,7 +10341,7 @@
         </w:trPr>
         <w:tc>
           <w:tcPr>
-            <w:tcW w:w="599" w:type="dxa"/>
+            <w:tcW w:w="598" w:type="dxa"/>
             <w:tcBorders>
               <w:top w:val="single" w:sz="4" w:space="0" w:color="808080"/>
               <w:left w:val="single" w:sz="4" w:space="0" w:color="808080"/>
@@ -10392,7 +10372,7 @@
         </w:tc>
         <w:tc>
           <w:tcPr>
-            <w:tcW w:w="3600" w:type="dxa"/>
+            <w:tcW w:w="3601" w:type="dxa"/>
             <w:tcBorders>
               <w:top w:val="single" w:sz="4" w:space="0" w:color="808080"/>
               <w:left w:val="single" w:sz="4" w:space="0" w:color="808080"/>
@@ -10490,7 +10470,7 @@
         </w:trPr>
         <w:tc>
           <w:tcPr>
-            <w:tcW w:w="599" w:type="dxa"/>
+            <w:tcW w:w="598" w:type="dxa"/>
             <w:tcBorders>
               <w:top w:val="single" w:sz="4" w:space="0" w:color="808080"/>
               <w:left w:val="single" w:sz="4" w:space="0" w:color="808080"/>
@@ -10521,7 +10501,7 @@
         </w:tc>
         <w:tc>
           <w:tcPr>
-            <w:tcW w:w="3600" w:type="dxa"/>
+            <w:tcW w:w="3601" w:type="dxa"/>
             <w:tcBorders>
               <w:top w:val="single" w:sz="4" w:space="0" w:color="808080"/>
               <w:left w:val="single" w:sz="4" w:space="0" w:color="808080"/>
@@ -10619,7 +10599,7 @@
         </w:trPr>
         <w:tc>
           <w:tcPr>
-            <w:tcW w:w="599" w:type="dxa"/>
+            <w:tcW w:w="598" w:type="dxa"/>
             <w:tcBorders>
               <w:top w:val="single" w:sz="4" w:space="0" w:color="808080"/>
               <w:left w:val="single" w:sz="4" w:space="0" w:color="808080"/>
@@ -10650,7 +10630,7 @@
         </w:tc>
         <w:tc>
           <w:tcPr>
-            <w:tcW w:w="3600" w:type="dxa"/>
+            <w:tcW w:w="3601" w:type="dxa"/>
             <w:tcBorders>
               <w:top w:val="single" w:sz="4" w:space="0" w:color="808080"/>
               <w:left w:val="single" w:sz="4" w:space="0" w:color="808080"/>
@@ -10748,7 +10728,7 @@
         </w:trPr>
         <w:tc>
           <w:tcPr>
-            <w:tcW w:w="599" w:type="dxa"/>
+            <w:tcW w:w="598" w:type="dxa"/>
             <w:tcBorders>
               <w:top w:val="single" w:sz="4" w:space="0" w:color="808080"/>
               <w:left w:val="single" w:sz="4" w:space="0" w:color="808080"/>
@@ -10779,7 +10759,7 @@
         </w:tc>
         <w:tc>
           <w:tcPr>
-            <w:tcW w:w="3600" w:type="dxa"/>
+            <w:tcW w:w="3601" w:type="dxa"/>
             <w:tcBorders>
               <w:top w:val="single" w:sz="4" w:space="0" w:color="808080"/>
               <w:left w:val="single" w:sz="4" w:space="0" w:color="808080"/>
@@ -10877,7 +10857,7 @@
         </w:trPr>
         <w:tc>
           <w:tcPr>
-            <w:tcW w:w="599" w:type="dxa"/>
+            <w:tcW w:w="598" w:type="dxa"/>
             <w:tcBorders>
               <w:top w:val="single" w:sz="4" w:space="0" w:color="808080"/>
               <w:left w:val="single" w:sz="4" w:space="0" w:color="808080"/>
@@ -10908,7 +10888,7 @@
         </w:tc>
         <w:tc>
           <w:tcPr>
-            <w:tcW w:w="3600" w:type="dxa"/>
+            <w:tcW w:w="3601" w:type="dxa"/>
             <w:tcBorders>
               <w:top w:val="single" w:sz="4" w:space="0" w:color="808080"/>
               <w:left w:val="single" w:sz="4" w:space="0" w:color="808080"/>
@@ -11006,7 +10986,7 @@
         </w:trPr>
         <w:tc>
           <w:tcPr>
-            <w:tcW w:w="599" w:type="dxa"/>
+            <w:tcW w:w="598" w:type="dxa"/>
             <w:tcBorders>
               <w:top w:val="single" w:sz="4" w:space="0" w:color="808080"/>
               <w:left w:val="single" w:sz="4" w:space="0" w:color="808080"/>
@@ -11037,7 +11017,7 @@
         </w:tc>
         <w:tc>
           <w:tcPr>
-            <w:tcW w:w="3600" w:type="dxa"/>
+            <w:tcW w:w="3601" w:type="dxa"/>
             <w:tcBorders>
               <w:top w:val="single" w:sz="4" w:space="0" w:color="808080"/>
               <w:left w:val="single" w:sz="4" w:space="0" w:color="808080"/>
@@ -11223,8 +11203,8 @@
       </w:tblPr>
       <w:tblGrid>
         <w:gridCol w:w="3700"/>
-        <w:gridCol w:w="4170"/>
-        <w:gridCol w:w="1201"/>
+        <w:gridCol w:w="4169"/>
+        <w:gridCol w:w="1202"/>
       </w:tblGrid>
       <w:tr>
         <w:trPr>
@@ -11265,7 +11245,7 @@
         </w:tc>
         <w:tc>
           <w:tcPr>
-            <w:tcW w:w="4170" w:type="dxa"/>
+            <w:tcW w:w="4169" w:type="dxa"/>
             <w:tcBorders>
               <w:top w:val="single" w:sz="4" w:space="0" w:color="808080"/>
               <w:left w:val="single" w:sz="4" w:space="0" w:color="808080"/>
@@ -11297,7 +11277,7 @@
         </w:tc>
         <w:tc>
           <w:tcPr>
-            <w:tcW w:w="1201" w:type="dxa"/>
+            <w:tcW w:w="1202" w:type="dxa"/>
             <w:tcBorders>
               <w:top w:val="single" w:sz="4" w:space="0" w:color="808080"/>
               <w:left w:val="single" w:sz="4" w:space="0" w:color="808080"/>
@@ -11365,7 +11345,7 @@
         </w:tc>
         <w:tc>
           <w:tcPr>
-            <w:tcW w:w="4170" w:type="dxa"/>
+            <w:tcW w:w="4169" w:type="dxa"/>
             <w:tcBorders>
               <w:top w:val="single" w:sz="4" w:space="0" w:color="808080"/>
               <w:left w:val="single" w:sz="4" w:space="0" w:color="808080"/>
@@ -11412,7 +11392,7 @@
         </w:tc>
         <w:tc>
           <w:tcPr>
-            <w:tcW w:w="1201" w:type="dxa"/>
+            <w:tcW w:w="1202" w:type="dxa"/>
             <w:tcBorders>
               <w:top w:val="single" w:sz="4" w:space="0" w:color="808080"/>
               <w:left w:val="single" w:sz="4" w:space="0" w:color="808080"/>
@@ -11479,7 +11459,7 @@
         </w:tc>
         <w:tc>
           <w:tcPr>
-            <w:tcW w:w="4170" w:type="dxa"/>
+            <w:tcW w:w="4169" w:type="dxa"/>
             <w:tcBorders>
               <w:top w:val="single" w:sz="4" w:space="0" w:color="808080"/>
               <w:left w:val="single" w:sz="4" w:space="0" w:color="808080"/>
@@ -11526,7 +11506,7 @@
         </w:tc>
         <w:tc>
           <w:tcPr>
-            <w:tcW w:w="1201" w:type="dxa"/>
+            <w:tcW w:w="1202" w:type="dxa"/>
             <w:tcBorders>
               <w:top w:val="single" w:sz="4" w:space="0" w:color="808080"/>
               <w:left w:val="single" w:sz="4" w:space="0" w:color="808080"/>
@@ -11593,7 +11573,7 @@
         </w:tc>
         <w:tc>
           <w:tcPr>
-            <w:tcW w:w="4170" w:type="dxa"/>
+            <w:tcW w:w="4169" w:type="dxa"/>
             <w:tcBorders>
               <w:top w:val="single" w:sz="4" w:space="0" w:color="808080"/>
               <w:left w:val="single" w:sz="4" w:space="0" w:color="808080"/>
@@ -11640,7 +11620,7 @@
         </w:tc>
         <w:tc>
           <w:tcPr>
-            <w:tcW w:w="1201" w:type="dxa"/>
+            <w:tcW w:w="1202" w:type="dxa"/>
             <w:tcBorders>
               <w:top w:val="single" w:sz="4" w:space="0" w:color="808080"/>
               <w:left w:val="single" w:sz="4" w:space="0" w:color="808080"/>
@@ -11707,7 +11687,7 @@
         </w:tc>
         <w:tc>
           <w:tcPr>
-            <w:tcW w:w="4170" w:type="dxa"/>
+            <w:tcW w:w="4169" w:type="dxa"/>
             <w:tcBorders>
               <w:top w:val="single" w:sz="4" w:space="0" w:color="808080"/>
               <w:left w:val="single" w:sz="4" w:space="0" w:color="808080"/>
@@ -11754,7 +11734,7 @@
         </w:tc>
         <w:tc>
           <w:tcPr>
-            <w:tcW w:w="1201" w:type="dxa"/>
+            <w:tcW w:w="1202" w:type="dxa"/>
             <w:tcBorders>
               <w:top w:val="single" w:sz="4" w:space="0" w:color="808080"/>
               <w:left w:val="single" w:sz="4" w:space="0" w:color="808080"/>
@@ -11821,7 +11801,7 @@
         </w:tc>
         <w:tc>
           <w:tcPr>
-            <w:tcW w:w="4170" w:type="dxa"/>
+            <w:tcW w:w="4169" w:type="dxa"/>
             <w:tcBorders>
               <w:top w:val="single" w:sz="4" w:space="0" w:color="808080"/>
               <w:left w:val="single" w:sz="4" w:space="0" w:color="808080"/>
@@ -11868,7 +11848,7 @@
         </w:tc>
         <w:tc>
           <w:tcPr>
-            <w:tcW w:w="1201" w:type="dxa"/>
+            <w:tcW w:w="1202" w:type="dxa"/>
             <w:tcBorders>
               <w:top w:val="single" w:sz="4" w:space="0" w:color="808080"/>
               <w:left w:val="single" w:sz="4" w:space="0" w:color="808080"/>
@@ -11935,7 +11915,7 @@
         </w:tc>
         <w:tc>
           <w:tcPr>
-            <w:tcW w:w="4170" w:type="dxa"/>
+            <w:tcW w:w="4169" w:type="dxa"/>
             <w:tcBorders>
               <w:top w:val="single" w:sz="4" w:space="0" w:color="808080"/>
               <w:left w:val="single" w:sz="4" w:space="0" w:color="808080"/>
@@ -11964,7 +11944,7 @@
         </w:tc>
         <w:tc>
           <w:tcPr>
-            <w:tcW w:w="1201" w:type="dxa"/>
+            <w:tcW w:w="1202" w:type="dxa"/>
             <w:tcBorders>
               <w:top w:val="single" w:sz="4" w:space="0" w:color="808080"/>
               <w:left w:val="single" w:sz="4" w:space="0" w:color="808080"/>
@@ -12031,7 +12011,7 @@
         </w:tc>
         <w:tc>
           <w:tcPr>
-            <w:tcW w:w="4170" w:type="dxa"/>
+            <w:tcW w:w="4169" w:type="dxa"/>
             <w:tcBorders>
               <w:top w:val="single" w:sz="4" w:space="0" w:color="808080"/>
               <w:left w:val="single" w:sz="4" w:space="0" w:color="808080"/>
@@ -12060,7 +12040,7 @@
         </w:tc>
         <w:tc>
           <w:tcPr>
-            <w:tcW w:w="1201" w:type="dxa"/>
+            <w:tcW w:w="1202" w:type="dxa"/>
             <w:tcBorders>
               <w:top w:val="single" w:sz="4" w:space="0" w:color="808080"/>
               <w:left w:val="single" w:sz="4" w:space="0" w:color="808080"/>
@@ -12127,7 +12107,7 @@
         </w:tc>
         <w:tc>
           <w:tcPr>
-            <w:tcW w:w="4170" w:type="dxa"/>
+            <w:tcW w:w="4169" w:type="dxa"/>
             <w:tcBorders>
               <w:top w:val="single" w:sz="4" w:space="0" w:color="808080"/>
               <w:left w:val="single" w:sz="4" w:space="0" w:color="808080"/>
@@ -12156,7 +12136,7 @@
         </w:tc>
         <w:tc>
           <w:tcPr>
-            <w:tcW w:w="1201" w:type="dxa"/>
+            <w:tcW w:w="1202" w:type="dxa"/>
             <w:tcBorders>
               <w:top w:val="single" w:sz="4" w:space="0" w:color="808080"/>
               <w:left w:val="single" w:sz="4" w:space="0" w:color="808080"/>
@@ -12223,7 +12203,7 @@
         </w:tc>
         <w:tc>
           <w:tcPr>
-            <w:tcW w:w="4170" w:type="dxa"/>
+            <w:tcW w:w="4169" w:type="dxa"/>
             <w:tcBorders>
               <w:top w:val="single" w:sz="4" w:space="0" w:color="808080"/>
               <w:left w:val="single" w:sz="4" w:space="0" w:color="808080"/>
@@ -12306,7 +12286,7 @@
         </w:tc>
         <w:tc>
           <w:tcPr>
-            <w:tcW w:w="1201" w:type="dxa"/>
+            <w:tcW w:w="1202" w:type="dxa"/>
             <w:tcBorders>
               <w:top w:val="single" w:sz="4" w:space="0" w:color="808080"/>
               <w:left w:val="single" w:sz="4" w:space="0" w:color="808080"/>
@@ -12373,7 +12353,7 @@
         </w:tc>
         <w:tc>
           <w:tcPr>
-            <w:tcW w:w="4170" w:type="dxa"/>
+            <w:tcW w:w="4169" w:type="dxa"/>
             <w:tcBorders>
               <w:top w:val="single" w:sz="4" w:space="0" w:color="808080"/>
               <w:left w:val="single" w:sz="4" w:space="0" w:color="808080"/>
@@ -12448,7 +12428,7 @@
         </w:tc>
         <w:tc>
           <w:tcPr>
-            <w:tcW w:w="1201" w:type="dxa"/>
+            <w:tcW w:w="1202" w:type="dxa"/>
             <w:tcBorders>
               <w:top w:val="single" w:sz="4" w:space="0" w:color="808080"/>
               <w:left w:val="single" w:sz="4" w:space="0" w:color="808080"/>
@@ -12898,7 +12878,7 @@
     </w:r>
     <w:r>
       <w:rPr/>
-      <w:t>2</w:t>
+      <w:t>20</w:t>
     </w:r>
     <w:r>
       <w:rPr/>
@@ -12951,6 +12931,7 @@
         </w:tabs>
         <w:ind w:left="1080" w:hanging="360"/>
       </w:pPr>
+      <w:rPr/>
     </w:lvl>
     <w:lvl w:ilvl="2">
       <w:start w:val="1"/>
@@ -12963,6 +12944,7 @@
         </w:tabs>
         <w:ind w:left="1440" w:hanging="360"/>
       </w:pPr>
+      <w:rPr/>
     </w:lvl>
     <w:lvl w:ilvl="3">
       <w:start w:val="1"/>
@@ -12975,6 +12957,7 @@
         </w:tabs>
         <w:ind w:left="1800" w:hanging="360"/>
       </w:pPr>
+      <w:rPr/>
     </w:lvl>
     <w:lvl w:ilvl="4">
       <w:start w:val="1"/>
@@ -12987,6 +12970,7 @@
         </w:tabs>
         <w:ind w:left="2160" w:hanging="360"/>
       </w:pPr>
+      <w:rPr/>
     </w:lvl>
     <w:lvl w:ilvl="5">
       <w:start w:val="1"/>
@@ -12999,6 +12983,7 @@
         </w:tabs>
         <w:ind w:left="2520" w:hanging="360"/>
       </w:pPr>
+      <w:rPr/>
     </w:lvl>
     <w:lvl w:ilvl="6">
       <w:start w:val="1"/>
@@ -13011,6 +12996,7 @@
         </w:tabs>
         <w:ind w:left="2880" w:hanging="360"/>
       </w:pPr>
+      <w:rPr/>
     </w:lvl>
     <w:lvl w:ilvl="7">
       <w:start w:val="1"/>
@@ -13023,6 +13009,7 @@
         </w:tabs>
         <w:ind w:left="3240" w:hanging="360"/>
       </w:pPr>
+      <w:rPr/>
     </w:lvl>
     <w:lvl w:ilvl="8">
       <w:start w:val="1"/>
@@ -13035,6 +13022,7 @@
         </w:tabs>
         <w:ind w:left="3600" w:hanging="360"/>
       </w:pPr>
+      <w:rPr/>
     </w:lvl>
   </w:abstractNum>
   <w:abstractNum w:abstractNumId="2">
@@ -13062,6 +13050,7 @@
         </w:tabs>
         <w:ind w:left="1080" w:hanging="360"/>
       </w:pPr>
+      <w:rPr/>
     </w:lvl>
     <w:lvl w:ilvl="2">
       <w:start w:val="1"/>
@@ -13074,6 +13063,7 @@
         </w:tabs>
         <w:ind w:left="1440" w:hanging="360"/>
       </w:pPr>
+      <w:rPr/>
     </w:lvl>
     <w:lvl w:ilvl="3">
       <w:start w:val="1"/>
@@ -13086,6 +13076,7 @@
         </w:tabs>
         <w:ind w:left="1800" w:hanging="360"/>
       </w:pPr>
+      <w:rPr/>
     </w:lvl>
     <w:lvl w:ilvl="4">
       <w:start w:val="1"/>
@@ -13098,6 +13089,7 @@
         </w:tabs>
         <w:ind w:left="2160" w:hanging="360"/>
       </w:pPr>
+      <w:rPr/>
     </w:lvl>
     <w:lvl w:ilvl="5">
       <w:start w:val="1"/>
@@ -13110,6 +13102,7 @@
         </w:tabs>
         <w:ind w:left="2520" w:hanging="360"/>
       </w:pPr>
+      <w:rPr/>
     </w:lvl>
     <w:lvl w:ilvl="6">
       <w:start w:val="1"/>
@@ -13122,6 +13115,7 @@
         </w:tabs>
         <w:ind w:left="2880" w:hanging="360"/>
       </w:pPr>
+      <w:rPr/>
     </w:lvl>
     <w:lvl w:ilvl="7">
       <w:start w:val="1"/>
@@ -13134,6 +13128,7 @@
         </w:tabs>
         <w:ind w:left="3240" w:hanging="360"/>
       </w:pPr>
+      <w:rPr/>
     </w:lvl>
     <w:lvl w:ilvl="8">
       <w:start w:val="1"/>
@@ -13146,9 +13141,250 @@
         </w:tabs>
         <w:ind w:left="3600" w:hanging="360"/>
       </w:pPr>
+      <w:rPr/>
     </w:lvl>
   </w:abstractNum>
   <w:abstractNum w:abstractNumId="3">
+    <w:lvl w:ilvl="0">
+      <w:start w:val="1"/>
+      <w:numFmt w:val="bullet"/>
+      <w:lvlText w:val=""/>
+      <w:lvlJc w:val="left"/>
+      <w:pPr>
+        <w:tabs>
+          <w:tab w:val="num" w:pos="0"/>
+        </w:tabs>
+        <w:ind w:left="1069" w:hanging="360"/>
+      </w:pPr>
+      <w:rPr>
+        <w:rFonts w:ascii="Symbol" w:hAnsi="Symbol" w:cs="Symbol" w:hint="default"/>
+      </w:rPr>
+    </w:lvl>
+    <w:lvl w:ilvl="1">
+      <w:start w:val="1"/>
+      <w:numFmt w:val="decimal"/>
+      <w:lvlText w:val="%2."/>
+      <w:lvlJc w:val="left"/>
+      <w:pPr>
+        <w:tabs>
+          <w:tab w:val="num" w:pos="1080"/>
+        </w:tabs>
+        <w:ind w:left="1080" w:hanging="360"/>
+      </w:pPr>
+      <w:rPr/>
+    </w:lvl>
+    <w:lvl w:ilvl="2">
+      <w:start w:val="1"/>
+      <w:numFmt w:val="decimal"/>
+      <w:lvlText w:val="%3."/>
+      <w:lvlJc w:val="left"/>
+      <w:pPr>
+        <w:tabs>
+          <w:tab w:val="num" w:pos="1440"/>
+        </w:tabs>
+        <w:ind w:left="1440" w:hanging="360"/>
+      </w:pPr>
+      <w:rPr/>
+    </w:lvl>
+    <w:lvl w:ilvl="3">
+      <w:start w:val="1"/>
+      <w:numFmt w:val="decimal"/>
+      <w:lvlText w:val="%4."/>
+      <w:lvlJc w:val="left"/>
+      <w:pPr>
+        <w:tabs>
+          <w:tab w:val="num" w:pos="1800"/>
+        </w:tabs>
+        <w:ind w:left="1800" w:hanging="360"/>
+      </w:pPr>
+      <w:rPr/>
+    </w:lvl>
+    <w:lvl w:ilvl="4">
+      <w:start w:val="1"/>
+      <w:numFmt w:val="decimal"/>
+      <w:lvlText w:val="%5."/>
+      <w:lvlJc w:val="left"/>
+      <w:pPr>
+        <w:tabs>
+          <w:tab w:val="num" w:pos="2160"/>
+        </w:tabs>
+        <w:ind w:left="2160" w:hanging="360"/>
+      </w:pPr>
+      <w:rPr/>
+    </w:lvl>
+    <w:lvl w:ilvl="5">
+      <w:start w:val="1"/>
+      <w:numFmt w:val="decimal"/>
+      <w:lvlText w:val="%6."/>
+      <w:lvlJc w:val="left"/>
+      <w:pPr>
+        <w:tabs>
+          <w:tab w:val="num" w:pos="2520"/>
+        </w:tabs>
+        <w:ind w:left="2520" w:hanging="360"/>
+      </w:pPr>
+      <w:rPr/>
+    </w:lvl>
+    <w:lvl w:ilvl="6">
+      <w:start w:val="1"/>
+      <w:numFmt w:val="decimal"/>
+      <w:lvlText w:val="%7."/>
+      <w:lvlJc w:val="left"/>
+      <w:pPr>
+        <w:tabs>
+          <w:tab w:val="num" w:pos="2880"/>
+        </w:tabs>
+        <w:ind w:left="2880" w:hanging="360"/>
+      </w:pPr>
+      <w:rPr/>
+    </w:lvl>
+    <w:lvl w:ilvl="7">
+      <w:start w:val="1"/>
+      <w:numFmt w:val="decimal"/>
+      <w:lvlText w:val="%8."/>
+      <w:lvlJc w:val="left"/>
+      <w:pPr>
+        <w:tabs>
+          <w:tab w:val="num" w:pos="3240"/>
+        </w:tabs>
+        <w:ind w:left="3240" w:hanging="360"/>
+      </w:pPr>
+      <w:rPr/>
+    </w:lvl>
+    <w:lvl w:ilvl="8">
+      <w:start w:val="1"/>
+      <w:numFmt w:val="decimal"/>
+      <w:lvlText w:val="%9."/>
+      <w:lvlJc w:val="left"/>
+      <w:pPr>
+        <w:tabs>
+          <w:tab w:val="num" w:pos="3600"/>
+        </w:tabs>
+        <w:ind w:left="3600" w:hanging="360"/>
+      </w:pPr>
+      <w:rPr/>
+    </w:lvl>
+  </w:abstractNum>
+  <w:abstractNum w:abstractNumId="4">
+    <w:lvl w:ilvl="0">
+      <w:start w:val="1"/>
+      <w:numFmt w:val="decimal"/>
+      <w:lvlText w:val="%1."/>
+      <w:lvlJc w:val="left"/>
+      <w:pPr>
+        <w:tabs>
+          <w:tab w:val="num" w:pos="0"/>
+        </w:tabs>
+        <w:ind w:left="1069" w:hanging="360"/>
+      </w:pPr>
+      <w:rPr/>
+    </w:lvl>
+    <w:lvl w:ilvl="1">
+      <w:start w:val="1"/>
+      <w:numFmt w:val="decimal"/>
+      <w:lvlText w:val="%2."/>
+      <w:lvlJc w:val="left"/>
+      <w:pPr>
+        <w:tabs>
+          <w:tab w:val="num" w:pos="1080"/>
+        </w:tabs>
+        <w:ind w:left="1080" w:hanging="360"/>
+      </w:pPr>
+      <w:rPr/>
+    </w:lvl>
+    <w:lvl w:ilvl="2">
+      <w:start w:val="1"/>
+      <w:numFmt w:val="decimal"/>
+      <w:lvlText w:val="%3."/>
+      <w:lvlJc w:val="left"/>
+      <w:pPr>
+        <w:tabs>
+          <w:tab w:val="num" w:pos="1440"/>
+        </w:tabs>
+        <w:ind w:left="1440" w:hanging="360"/>
+      </w:pPr>
+      <w:rPr/>
+    </w:lvl>
+    <w:lvl w:ilvl="3">
+      <w:start w:val="1"/>
+      <w:numFmt w:val="decimal"/>
+      <w:lvlText w:val="%4."/>
+      <w:lvlJc w:val="left"/>
+      <w:pPr>
+        <w:tabs>
+          <w:tab w:val="num" w:pos="1800"/>
+        </w:tabs>
+        <w:ind w:left="1800" w:hanging="360"/>
+      </w:pPr>
+      <w:rPr/>
+    </w:lvl>
+    <w:lvl w:ilvl="4">
+      <w:start w:val="1"/>
+      <w:numFmt w:val="decimal"/>
+      <w:lvlText w:val="%5."/>
+      <w:lvlJc w:val="left"/>
+      <w:pPr>
+        <w:tabs>
+          <w:tab w:val="num" w:pos="2160"/>
+        </w:tabs>
+        <w:ind w:left="2160" w:hanging="360"/>
+      </w:pPr>
+      <w:rPr/>
+    </w:lvl>
+    <w:lvl w:ilvl="5">
+      <w:start w:val="1"/>
+      <w:numFmt w:val="decimal"/>
+      <w:lvlText w:val="%6."/>
+      <w:lvlJc w:val="left"/>
+      <w:pPr>
+        <w:tabs>
+          <w:tab w:val="num" w:pos="2520"/>
+        </w:tabs>
+        <w:ind w:left="2520" w:hanging="360"/>
+      </w:pPr>
+      <w:rPr/>
+    </w:lvl>
+    <w:lvl w:ilvl="6">
+      <w:start w:val="1"/>
+      <w:numFmt w:val="decimal"/>
+      <w:lvlText w:val="%7."/>
+      <w:lvlJc w:val="left"/>
+      <w:pPr>
+        <w:tabs>
+          <w:tab w:val="num" w:pos="2880"/>
+        </w:tabs>
+        <w:ind w:left="2880" w:hanging="360"/>
+      </w:pPr>
+      <w:rPr/>
+    </w:lvl>
+    <w:lvl w:ilvl="7">
+      <w:start w:val="1"/>
+      <w:numFmt w:val="decimal"/>
+      <w:lvlText w:val="%8."/>
+      <w:lvlJc w:val="left"/>
+      <w:pPr>
+        <w:tabs>
+          <w:tab w:val="num" w:pos="3240"/>
+        </w:tabs>
+        <w:ind w:left="3240" w:hanging="360"/>
+      </w:pPr>
+      <w:rPr/>
+    </w:lvl>
+    <w:lvl w:ilvl="8">
+      <w:start w:val="1"/>
+      <w:numFmt w:val="decimal"/>
+      <w:lvlText w:val="%9."/>
+      <w:lvlJc w:val="left"/>
+      <w:pPr>
+        <w:tabs>
+          <w:tab w:val="num" w:pos="3600"/>
+        </w:tabs>
+        <w:ind w:left="3600" w:hanging="360"/>
+      </w:pPr>
+      <w:rPr/>
+    </w:lvl>
+  </w:abstractNum>
+  <w:abstractNum w:abstractNumId="5">
     <w:lvl w:ilvl="0">
       <w:start w:val="1"/>
       <w:numFmt w:val="none"/>
@@ -13277,16 +13513,52 @@
     <w:abstractNumId w:val="3"/>
   </w:num>
   <w:num w:numId="4">
-    <w:abstractNumId w:val="1"/>
+    <w:abstractNumId w:val="4"/>
+  </w:num>
+  <w:num w:numId="5">
+    <w:abstractNumId w:val="5"/>
+  </w:num>
+  <w:num w:numId="6">
+    <w:abstractNumId w:val="3"/>
     <w:lvlOverride w:ilvl="0">
       <w:startOverride w:val="1"/>
     </w:lvlOverride>
   </w:num>
-  <w:num w:numId="5">
-    <w:abstractNumId w:val="2"/>
+  <w:num w:numId="7">
+    <w:abstractNumId w:val="3"/>
+  </w:num>
+  <w:num w:numId="8">
+    <w:abstractNumId w:val="3"/>
+  </w:num>
+  <w:num w:numId="9">
+    <w:abstractNumId w:val="3"/>
+  </w:num>
+  <w:num w:numId="10">
+    <w:abstractNumId w:val="3"/>
+  </w:num>
+  <w:num w:numId="11">
+    <w:abstractNumId w:val="3"/>
+  </w:num>
+  <w:num w:numId="12">
+    <w:abstractNumId w:val="3"/>
+  </w:num>
+  <w:num w:numId="13">
+    <w:abstractNumId w:val="4"/>
     <w:lvlOverride w:ilvl="0">
       <w:startOverride w:val="1"/>
     </w:lvlOverride>
+  </w:num>
+  <w:num w:numId="14">
+    <w:abstractNumId w:val="4"/>
+  </w:num>
+  <w:num w:numId="15">
+    <w:abstractNumId w:val="4"/>
+  </w:num>
+  <w:num w:numId="16">
+    <w:abstractNumId w:val="4"/>
+  </w:num>
+  <w:num w:numId="17">
+    <w:abstractNumId w:val="4"/>
   </w:num>
 </w:numbering>
 </file>
@@ -13313,6 +13585,7 @@
     <w:qFormat/>
     <w:pPr>
       <w:widowControl/>
+      <w:suppressAutoHyphens w:val="true"/>
       <w:bidi w:val="0"/>
       <w:spacing w:before="0" w:after="0"/>
       <w:jc w:val="left"/>
@@ -13543,6 +13816,7 @@
     <w:qFormat/>
     <w:pPr>
       <w:widowControl/>
+      <w:suppressAutoHyphens w:val="true"/>
       <w:bidi w:val="0"/>
       <w:spacing w:before="0" w:after="0"/>
       <w:jc w:val="left"/>
@@ -13563,6 +13837,7 @@
     <w:qFormat/>
     <w:pPr>
       <w:widowControl/>
+      <w:suppressAutoHyphens w:val="true"/>
       <w:bidi w:val="0"/>
       <w:spacing w:before="0" w:after="0"/>
       <w:jc w:val="left"/>
